--- a/EDT/emploi_du_temps_T4.docx
+++ b/EDT/emploi_du_temps_T4.docx
@@ -1413,413 +1413,7 @@
                 <w:i w:val="0"/>
                 <w:sz w:val="14"/>
               </w:rPr>
-              <w:t>9h 35 – 9h 45</w:t>
-            </w:r>
-          </w:p>
-        </w:tc>
-        <w:tc>
-          <w:tcPr>
-            <w:tcW w:type="dxa" w:w="1644"/>
-            <w:vAlign w:val="center"/>
-            <w:shd w:val="clear" w:color="auto" w:fill="FFFF99"/>
-          </w:tcPr>
-          <w:p>
-            <w:pPr>
-              <w:jc w:val="center"/>
-              <w:spacing w:before="0" w:after="0" w:line="240" w:lineRule="auto"/>
-            </w:pPr>
-            <w:r>
-              <w:rPr>
-                <w:rFonts w:ascii="Times New Roman" w:hAnsi="Times New Roman" w:cs="Times New Roman" w:eastAsia="Times New Roman"/>
-                <w:b w:val="0"/>
-                <w:i w:val="0"/>
-                <w:sz w:val="14"/>
-              </w:rPr>
-              <w:t>RÉCRÉATION</w:t>
-            </w:r>
-          </w:p>
-        </w:tc>
-        <w:tc>
-          <w:tcPr>
-            <w:tcW w:type="dxa" w:w="1644"/>
-            <w:vAlign w:val="center"/>
-            <w:shd w:val="clear" w:color="auto" w:fill="FFFF99"/>
-          </w:tcPr>
-          <w:p>
-            <w:pPr>
-              <w:jc w:val="center"/>
-              <w:spacing w:before="0" w:after="0" w:line="240" w:lineRule="auto"/>
-            </w:pPr>
-            <w:r>
-              <w:rPr>
-                <w:rFonts w:ascii="Times New Roman" w:hAnsi="Times New Roman" w:cs="Times New Roman" w:eastAsia="Times New Roman"/>
-                <w:b w:val="0"/>
-                <w:i w:val="0"/>
-                <w:sz w:val="14"/>
-              </w:rPr>
-              <w:t>RÉCRÉATION</w:t>
-            </w:r>
-          </w:p>
-        </w:tc>
-        <w:tc>
-          <w:tcPr>
-            <w:tcW w:type="dxa" w:w="1644"/>
-            <w:vAlign w:val="center"/>
-            <w:shd w:val="clear" w:color="auto" w:fill="FFFF99"/>
-          </w:tcPr>
-          <w:p>
-            <w:pPr>
-              <w:jc w:val="center"/>
-              <w:spacing w:before="0" w:after="0" w:line="240" w:lineRule="auto"/>
-            </w:pPr>
-            <w:r>
-              <w:rPr>
-                <w:rFonts w:ascii="Times New Roman" w:hAnsi="Times New Roman" w:cs="Times New Roman" w:eastAsia="Times New Roman"/>
-                <w:b w:val="0"/>
-                <w:i w:val="0"/>
-                <w:sz w:val="14"/>
-              </w:rPr>
-              <w:t>RÉCRÉATION</w:t>
-            </w:r>
-          </w:p>
-        </w:tc>
-        <w:tc>
-          <w:tcPr>
-            <w:tcW w:type="dxa" w:w="1644"/>
-            <w:vAlign w:val="center"/>
-            <w:shd w:val="clear" w:color="auto" w:fill="FFFF99"/>
-          </w:tcPr>
-          <w:p>
-            <w:pPr>
-              <w:jc w:val="center"/>
-              <w:spacing w:before="0" w:after="0" w:line="240" w:lineRule="auto"/>
-            </w:pPr>
-            <w:r>
-              <w:rPr>
-                <w:rFonts w:ascii="Times New Roman" w:hAnsi="Times New Roman" w:cs="Times New Roman" w:eastAsia="Times New Roman"/>
-                <w:b w:val="0"/>
-                <w:i w:val="0"/>
-                <w:sz w:val="14"/>
-              </w:rPr>
-              <w:t>RÉCRÉATION</w:t>
-            </w:r>
-          </w:p>
-        </w:tc>
-        <w:tc>
-          <w:tcPr>
-            <w:tcW w:type="dxa" w:w="1644"/>
-            <w:vAlign w:val="center"/>
-            <w:shd w:val="clear" w:color="auto" w:fill="FFFF99"/>
-          </w:tcPr>
-          <w:p>
-            <w:pPr>
-              <w:jc w:val="center"/>
-              <w:spacing w:before="0" w:after="0" w:line="240" w:lineRule="auto"/>
-            </w:pPr>
-            <w:r>
-              <w:rPr>
-                <w:rFonts w:ascii="Times New Roman" w:hAnsi="Times New Roman" w:cs="Times New Roman" w:eastAsia="Times New Roman"/>
-                <w:b w:val="0"/>
-                <w:i w:val="0"/>
-                <w:sz w:val="14"/>
-              </w:rPr>
-              <w:t>RÉCRÉATION</w:t>
-            </w:r>
-          </w:p>
-        </w:tc>
-        <w:tc>
-          <w:tcPr>
-            <w:tcW w:type="dxa" w:w="113"/>
-            <w:shd w:val="clear" w:color="auto" w:fill="FFFFFF"/>
-          </w:tcPr>
-          <w:p/>
-        </w:tc>
-        <w:tc>
-          <w:tcPr>
-            <w:tcW w:type="dxa" w:w="1190"/>
-            <w:vAlign w:val="center"/>
-          </w:tcPr>
-          <w:p>
-            <w:pPr>
-              <w:jc w:val="left"/>
-              <w:spacing w:before="0" w:after="0" w:line="240" w:lineRule="auto"/>
-            </w:pPr>
-            <w:r>
-              <w:rPr>
-                <w:rFonts w:ascii="Times New Roman" w:hAnsi="Times New Roman" w:cs="Times New Roman" w:eastAsia="Times New Roman"/>
-                <w:b w:val="0"/>
-                <w:i w:val="0"/>
-                <w:sz w:val="14"/>
-              </w:rPr>
-              <w:t>Anglais</w:t>
-            </w:r>
-          </w:p>
-        </w:tc>
-        <w:tc>
-          <w:tcPr>
-            <w:tcW w:type="dxa" w:w="3344"/>
-            <w:vAlign w:val="center"/>
-          </w:tcPr>
-          <w:p>
-            <w:pPr>
-              <w:jc w:val="left"/>
-              <w:spacing w:before="0" w:after="0" w:line="240" w:lineRule="auto"/>
-            </w:pPr>
-            <w:r>
-              <w:rPr>
-                <w:rFonts w:ascii="Times New Roman" w:hAnsi="Times New Roman" w:cs="Times New Roman" w:eastAsia="Times New Roman"/>
-                <w:b w:val="0"/>
-                <w:i w:val="0"/>
-                <w:sz w:val="13"/>
-              </w:rPr>
-              <w:t>1h (60 min) = 20 min × 3</w:t>
-            </w:r>
-          </w:p>
-        </w:tc>
-      </w:tr>
-      <w:tr>
-        <w:tc>
-          <w:tcPr>
-            <w:tcW w:type="dxa" w:w="1133"/>
-            <w:vAlign w:val="center"/>
-            <w:shd w:val="clear" w:color="auto" w:fill="6DFFE3"/>
-          </w:tcPr>
-          <w:p>
-            <w:pPr>
-              <w:jc w:val="center"/>
-              <w:spacing w:before="0" w:after="0" w:line="240" w:lineRule="auto"/>
-            </w:pPr>
-            <w:r>
-              <w:rPr>
-                <w:rFonts w:ascii="Times New Roman" w:hAnsi="Times New Roman" w:cs="Times New Roman" w:eastAsia="Times New Roman"/>
-                <w:b/>
-                <w:i w:val="0"/>
-                <w:sz w:val="14"/>
-              </w:rPr>
-              <w:t>9h 45 – 10h 15</w:t>
-            </w:r>
-          </w:p>
-        </w:tc>
-        <w:tc>
-          <w:tcPr>
-            <w:tcW w:type="dxa" w:w="1644"/>
-            <w:vAlign w:val="center"/>
-          </w:tcPr>
-          <w:p>
-            <w:pPr>
-              <w:jc w:val="center"/>
-              <w:spacing w:before="0" w:after="0" w:line="240" w:lineRule="auto"/>
-            </w:pPr>
-            <w:r>
-              <w:rPr>
-                <w:rFonts w:ascii="Times New Roman" w:hAnsi="Times New Roman" w:cs="Times New Roman" w:eastAsia="Times New Roman"/>
-                <w:b/>
-                <w:i w:val="0"/>
-                <w:sz w:val="14"/>
-              </w:rPr>
-              <w:t>Mathématiques – Mesure</w:t>
-            </w:r>
-            <w:r>
-              <w:rPr>
-                <w:rFonts w:ascii="Times New Roman" w:hAnsi="Times New Roman" w:cs="Times New Roman" w:eastAsia="Times New Roman"/>
-                <w:b w:val="0"/>
-                <w:color w:val="999999"/>
-                <w:sz w:val="10"/>
-              </w:rPr>
-              <w:t xml:space="preserve"> 1/2</w:t>
-            </w:r>
-          </w:p>
-        </w:tc>
-        <w:tc>
-          <w:tcPr>
-            <w:tcW w:type="dxa" w:w="1644"/>
-            <w:vAlign w:val="center"/>
-          </w:tcPr>
-          <w:p>
-            <w:pPr>
-              <w:jc w:val="center"/>
-              <w:spacing w:before="0" w:after="0" w:line="240" w:lineRule="auto"/>
-            </w:pPr>
-            <w:r>
-              <w:rPr>
-                <w:rFonts w:ascii="Times New Roman" w:hAnsi="Times New Roman" w:cs="Times New Roman" w:eastAsia="Times New Roman"/>
-                <w:b/>
-                <w:i w:val="0"/>
-                <w:sz w:val="14"/>
-              </w:rPr>
-              <w:t>Mathématiques – Géométrie</w:t>
-            </w:r>
-            <w:r>
-              <w:rPr>
-                <w:rFonts w:ascii="Times New Roman" w:hAnsi="Times New Roman" w:cs="Times New Roman" w:eastAsia="Times New Roman"/>
-                <w:b w:val="0"/>
-                <w:color w:val="999999"/>
-                <w:sz w:val="10"/>
-              </w:rPr>
-              <w:t xml:space="preserve"> 1/2</w:t>
-            </w:r>
-          </w:p>
-        </w:tc>
-        <w:tc>
-          <w:tcPr>
-            <w:tcW w:type="dxa" w:w="1644"/>
-            <w:vAlign w:val="center"/>
-          </w:tcPr>
-          <w:p>
-            <w:pPr>
-              <w:jc w:val="center"/>
-              <w:spacing w:before="0" w:after="0" w:line="240" w:lineRule="auto"/>
-            </w:pPr>
-            <w:r>
-              <w:rPr>
-                <w:rFonts w:ascii="Times New Roman" w:hAnsi="Times New Roman" w:cs="Times New Roman" w:eastAsia="Times New Roman"/>
-                <w:b/>
-                <w:i w:val="0"/>
-                <w:sz w:val="14"/>
-              </w:rPr>
-              <w:t>Mathématiques – Mesure</w:t>
-            </w:r>
-            <w:r>
-              <w:rPr>
-                <w:rFonts w:ascii="Times New Roman" w:hAnsi="Times New Roman" w:cs="Times New Roman" w:eastAsia="Times New Roman"/>
-                <w:b w:val="0"/>
-                <w:color w:val="999999"/>
-                <w:sz w:val="10"/>
-              </w:rPr>
-              <w:t xml:space="preserve"> 2/2</w:t>
-            </w:r>
-          </w:p>
-        </w:tc>
-        <w:tc>
-          <w:tcPr>
-            <w:tcW w:type="dxa" w:w="1644"/>
-            <w:vAlign w:val="center"/>
-          </w:tcPr>
-          <w:p>
-            <w:pPr>
-              <w:jc w:val="center"/>
-              <w:spacing w:before="0" w:after="0" w:line="240" w:lineRule="auto"/>
-            </w:pPr>
-            <w:r>
-              <w:rPr>
-                <w:rFonts w:ascii="Times New Roman" w:hAnsi="Times New Roman" w:cs="Times New Roman" w:eastAsia="Times New Roman"/>
-                <w:b/>
-                <w:i w:val="0"/>
-                <w:sz w:val="14"/>
-              </w:rPr>
-              <w:t>Mathématiques – Géométrie</w:t>
-            </w:r>
-            <w:r>
-              <w:rPr>
-                <w:rFonts w:ascii="Times New Roman" w:hAnsi="Times New Roman" w:cs="Times New Roman" w:eastAsia="Times New Roman"/>
-                <w:b w:val="0"/>
-                <w:color w:val="999999"/>
-                <w:sz w:val="10"/>
-              </w:rPr>
-              <w:t xml:space="preserve"> 2/2</w:t>
-            </w:r>
-          </w:p>
-        </w:tc>
-        <w:tc>
-          <w:tcPr>
-            <w:tcW w:type="dxa" w:w="1644"/>
-            <w:vAlign w:val="center"/>
-          </w:tcPr>
-          <w:p>
-            <w:pPr>
-              <w:jc w:val="center"/>
-              <w:spacing w:before="0" w:after="0" w:line="240" w:lineRule="auto"/>
-            </w:pPr>
-            <w:r>
-              <w:rPr>
-                <w:rFonts w:ascii="Times New Roman" w:hAnsi="Times New Roman" w:cs="Times New Roman" w:eastAsia="Times New Roman"/>
-                <w:b/>
-                <w:i w:val="0"/>
-                <w:sz w:val="14"/>
-              </w:rPr>
-              <w:t>Mathématiques – Opération</w:t>
-            </w:r>
-            <w:r>
-              <w:rPr>
-                <w:rFonts w:ascii="Times New Roman" w:hAnsi="Times New Roman" w:cs="Times New Roman" w:eastAsia="Times New Roman"/>
-                <w:b w:val="0"/>
-                <w:color w:val="999999"/>
-                <w:sz w:val="10"/>
-              </w:rPr>
-              <w:t xml:space="preserve"> 3/3</w:t>
-            </w:r>
-          </w:p>
-        </w:tc>
-        <w:tc>
-          <w:tcPr>
-            <w:tcW w:type="dxa" w:w="113"/>
-            <w:shd w:val="clear" w:color="auto" w:fill="FFFFFF"/>
-          </w:tcPr>
-          <w:p/>
-        </w:tc>
-        <w:tc>
-          <w:tcPr>
-            <w:tcW w:type="dxa" w:w="1190"/>
-            <w:vAlign w:val="center"/>
-          </w:tcPr>
-          <w:p>
-            <w:pPr>
-              <w:jc w:val="left"/>
-              <w:spacing w:before="0" w:after="0" w:line="240" w:lineRule="auto"/>
-            </w:pPr>
-            <w:r>
-              <w:rPr>
-                <w:rFonts w:ascii="Times New Roman" w:hAnsi="Times New Roman" w:cs="Times New Roman" w:eastAsia="Times New Roman"/>
-                <w:b w:val="0"/>
-                <w:i w:val="0"/>
-                <w:sz w:val="14"/>
-              </w:rPr>
-              <w:t>Tantara</w:t>
-            </w:r>
-          </w:p>
-        </w:tc>
-        <w:tc>
-          <w:tcPr>
-            <w:tcW w:type="dxa" w:w="3344"/>
-            <w:vAlign w:val="center"/>
-          </w:tcPr>
-          <w:p>
-            <w:pPr>
-              <w:jc w:val="left"/>
-              <w:spacing w:before="0" w:after="0" w:line="240" w:lineRule="auto"/>
-            </w:pPr>
-            <w:r>
-              <w:rPr>
-                <w:rFonts w:ascii="Times New Roman" w:hAnsi="Times New Roman" w:cs="Times New Roman" w:eastAsia="Times New Roman"/>
-                <w:b w:val="0"/>
-                <w:i w:val="0"/>
-                <w:sz w:val="13"/>
-              </w:rPr>
-              <w:t>1h (60 min) = 30 min × 2</w:t>
-            </w:r>
-          </w:p>
-        </w:tc>
-      </w:tr>
-      <w:tr>
-        <w:tc>
-          <w:tcPr>
-            <w:tcW w:type="dxa" w:w="1133"/>
-            <w:vAlign w:val="center"/>
-            <w:shd w:val="clear" w:color="auto" w:fill="6DFFE3"/>
-          </w:tcPr>
-          <w:p>
-            <w:pPr>
-              <w:jc w:val="center"/>
-              <w:spacing w:before="0" w:after="0" w:line="240" w:lineRule="auto"/>
-            </w:pPr>
-            <w:r>
-              <w:rPr>
-                <w:rFonts w:ascii="Times New Roman" w:hAnsi="Times New Roman" w:cs="Times New Roman" w:eastAsia="Times New Roman"/>
-                <w:b/>
-                <w:i w:val="0"/>
-                <w:sz w:val="14"/>
-              </w:rPr>
-              <w:t>10h 15 – 11h 00</w:t>
+              <w:t>9h 35 – 10h 20</w:t>
             </w:r>
           </w:p>
         </w:tc>
@@ -1997,7 +1591,190 @@
                 <w:i w:val="0"/>
                 <w:sz w:val="14"/>
               </w:rPr>
-              <w:t>Géographie</w:t>
+              <w:t>Anglais</w:t>
+            </w:r>
+          </w:p>
+        </w:tc>
+        <w:tc>
+          <w:tcPr>
+            <w:tcW w:type="dxa" w:w="3344"/>
+            <w:vAlign w:val="center"/>
+          </w:tcPr>
+          <w:p>
+            <w:pPr>
+              <w:jc w:val="left"/>
+              <w:spacing w:before="0" w:after="0" w:line="240" w:lineRule="auto"/>
+            </w:pPr>
+            <w:r>
+              <w:rPr>
+                <w:rFonts w:ascii="Times New Roman" w:hAnsi="Times New Roman" w:cs="Times New Roman" w:eastAsia="Times New Roman"/>
+                <w:b w:val="0"/>
+                <w:i w:val="0"/>
+                <w:sz w:val="13"/>
+              </w:rPr>
+              <w:t>1h (60 min) = 20 min × 3</w:t>
+            </w:r>
+          </w:p>
+        </w:tc>
+      </w:tr>
+      <w:tr>
+        <w:tc>
+          <w:tcPr>
+            <w:tcW w:type="dxa" w:w="1133"/>
+            <w:vAlign w:val="center"/>
+            <w:shd w:val="clear" w:color="auto" w:fill="6DFFE3"/>
+          </w:tcPr>
+          <w:p>
+            <w:pPr>
+              <w:jc w:val="center"/>
+              <w:spacing w:before="0" w:after="0" w:line="240" w:lineRule="auto"/>
+            </w:pPr>
+            <w:r>
+              <w:rPr>
+                <w:rFonts w:ascii="Times New Roman" w:hAnsi="Times New Roman" w:cs="Times New Roman" w:eastAsia="Times New Roman"/>
+                <w:b/>
+                <w:i w:val="0"/>
+                <w:sz w:val="14"/>
+              </w:rPr>
+              <w:t>10h 20 – 10h 40</w:t>
+            </w:r>
+          </w:p>
+        </w:tc>
+        <w:tc>
+          <w:tcPr>
+            <w:tcW w:type="dxa" w:w="1644"/>
+            <w:vAlign w:val="center"/>
+            <w:shd w:val="clear" w:color="auto" w:fill="FFFF99"/>
+          </w:tcPr>
+          <w:p>
+            <w:pPr>
+              <w:jc w:val="center"/>
+              <w:spacing w:before="0" w:after="0" w:line="240" w:lineRule="auto"/>
+            </w:pPr>
+            <w:r>
+              <w:rPr>
+                <w:rFonts w:ascii="Times New Roman" w:hAnsi="Times New Roman" w:cs="Times New Roman" w:eastAsia="Times New Roman"/>
+                <w:b/>
+                <w:i w:val="0"/>
+                <w:sz w:val="14"/>
+              </w:rPr>
+              <w:t>RÉCRÉATION</w:t>
+            </w:r>
+          </w:p>
+        </w:tc>
+        <w:tc>
+          <w:tcPr>
+            <w:tcW w:type="dxa" w:w="1644"/>
+            <w:vAlign w:val="center"/>
+            <w:shd w:val="clear" w:color="auto" w:fill="FFFF99"/>
+          </w:tcPr>
+          <w:p>
+            <w:pPr>
+              <w:jc w:val="center"/>
+              <w:spacing w:before="0" w:after="0" w:line="240" w:lineRule="auto"/>
+            </w:pPr>
+            <w:r>
+              <w:rPr>
+                <w:rFonts w:ascii="Times New Roman" w:hAnsi="Times New Roman" w:cs="Times New Roman" w:eastAsia="Times New Roman"/>
+                <w:b/>
+                <w:i w:val="0"/>
+                <w:sz w:val="14"/>
+              </w:rPr>
+              <w:t>RÉCRÉATION</w:t>
+            </w:r>
+          </w:p>
+        </w:tc>
+        <w:tc>
+          <w:tcPr>
+            <w:tcW w:type="dxa" w:w="1644"/>
+            <w:vAlign w:val="center"/>
+            <w:shd w:val="clear" w:color="auto" w:fill="FFFF99"/>
+          </w:tcPr>
+          <w:p>
+            <w:pPr>
+              <w:jc w:val="center"/>
+              <w:spacing w:before="0" w:after="0" w:line="240" w:lineRule="auto"/>
+            </w:pPr>
+            <w:r>
+              <w:rPr>
+                <w:rFonts w:ascii="Times New Roman" w:hAnsi="Times New Roman" w:cs="Times New Roman" w:eastAsia="Times New Roman"/>
+                <w:b/>
+                <w:i w:val="0"/>
+                <w:sz w:val="14"/>
+              </w:rPr>
+              <w:t>RÉCRÉATION</w:t>
+            </w:r>
+          </w:p>
+        </w:tc>
+        <w:tc>
+          <w:tcPr>
+            <w:tcW w:type="dxa" w:w="1644"/>
+            <w:vAlign w:val="center"/>
+            <w:shd w:val="clear" w:color="auto" w:fill="FFFF99"/>
+          </w:tcPr>
+          <w:p>
+            <w:pPr>
+              <w:jc w:val="center"/>
+              <w:spacing w:before="0" w:after="0" w:line="240" w:lineRule="auto"/>
+            </w:pPr>
+            <w:r>
+              <w:rPr>
+                <w:rFonts w:ascii="Times New Roman" w:hAnsi="Times New Roman" w:cs="Times New Roman" w:eastAsia="Times New Roman"/>
+                <w:b/>
+                <w:i w:val="0"/>
+                <w:sz w:val="14"/>
+              </w:rPr>
+              <w:t>RÉCRÉATION</w:t>
+            </w:r>
+          </w:p>
+        </w:tc>
+        <w:tc>
+          <w:tcPr>
+            <w:tcW w:type="dxa" w:w="1644"/>
+            <w:vAlign w:val="center"/>
+            <w:shd w:val="clear" w:color="auto" w:fill="FFFF99"/>
+          </w:tcPr>
+          <w:p>
+            <w:pPr>
+              <w:jc w:val="center"/>
+              <w:spacing w:before="0" w:after="0" w:line="240" w:lineRule="auto"/>
+            </w:pPr>
+            <w:r>
+              <w:rPr>
+                <w:rFonts w:ascii="Times New Roman" w:hAnsi="Times New Roman" w:cs="Times New Roman" w:eastAsia="Times New Roman"/>
+                <w:b/>
+                <w:i w:val="0"/>
+                <w:sz w:val="14"/>
+              </w:rPr>
+              <w:t>RÉCRÉATION</w:t>
+            </w:r>
+          </w:p>
+        </w:tc>
+        <w:tc>
+          <w:tcPr>
+            <w:tcW w:type="dxa" w:w="113"/>
+            <w:shd w:val="clear" w:color="auto" w:fill="FFFFFF"/>
+          </w:tcPr>
+          <w:p/>
+        </w:tc>
+        <w:tc>
+          <w:tcPr>
+            <w:tcW w:type="dxa" w:w="1190"/>
+            <w:vAlign w:val="center"/>
+          </w:tcPr>
+          <w:p>
+            <w:pPr>
+              <w:jc w:val="left"/>
+              <w:spacing w:before="0" w:after="0" w:line="240" w:lineRule="auto"/>
+            </w:pPr>
+            <w:r>
+              <w:rPr>
+                <w:rFonts w:ascii="Times New Roman" w:hAnsi="Times New Roman" w:cs="Times New Roman" w:eastAsia="Times New Roman"/>
+                <w:b w:val="0"/>
+                <w:i w:val="0"/>
+                <w:sz w:val="14"/>
+              </w:rPr>
+              <w:t>Tantara</w:t>
             </w:r>
           </w:p>
         </w:tc>
@@ -2042,7 +1819,7 @@
                 <w:i w:val="0"/>
                 <w:sz w:val="14"/>
               </w:rPr>
-              <w:t>11h 00 – 11h 10</w:t>
+              <w:t>10h 40 – 11h 10</w:t>
             </w:r>
           </w:p>
         </w:tc>
@@ -2050,7 +1827,6 @@
           <w:tcPr>
             <w:tcW w:type="dxa" w:w="1644"/>
             <w:vAlign w:val="center"/>
-            <w:shd w:val="clear" w:color="auto" w:fill="FFFF99"/>
           </w:tcPr>
           <w:p>
             <w:pPr>
@@ -2064,7 +1840,16 @@
                 <w:i w:val="0"/>
                 <w:sz w:val="14"/>
               </w:rPr>
-              <w:t>RÉCRÉATION</w:t>
+              <w:t>Mathématiques – Mesure</w:t>
+            </w:r>
+            <w:r>
+              <w:rPr>
+                <w:rFonts w:ascii="Times New Roman" w:hAnsi="Times New Roman" w:cs="Times New Roman" w:eastAsia="Times New Roman"/>
+                <w:b w:val="0"/>
+                <w:color w:val="999999"/>
+                <w:sz w:val="10"/>
+              </w:rPr>
+              <w:t xml:space="preserve"> 1/2</w:t>
             </w:r>
           </w:p>
         </w:tc>
@@ -2072,7 +1857,6 @@
           <w:tcPr>
             <w:tcW w:type="dxa" w:w="1644"/>
             <w:vAlign w:val="center"/>
-            <w:shd w:val="clear" w:color="auto" w:fill="FFFF99"/>
           </w:tcPr>
           <w:p>
             <w:pPr>
@@ -2086,7 +1870,16 @@
                 <w:i w:val="0"/>
                 <w:sz w:val="14"/>
               </w:rPr>
-              <w:t>RÉCRÉATION</w:t>
+              <w:t>Mathématiques – Géométrie</w:t>
+            </w:r>
+            <w:r>
+              <w:rPr>
+                <w:rFonts w:ascii="Times New Roman" w:hAnsi="Times New Roman" w:cs="Times New Roman" w:eastAsia="Times New Roman"/>
+                <w:b w:val="0"/>
+                <w:color w:val="999999"/>
+                <w:sz w:val="10"/>
+              </w:rPr>
+              <w:t xml:space="preserve"> 1/2</w:t>
             </w:r>
           </w:p>
         </w:tc>
@@ -2094,7 +1887,6 @@
           <w:tcPr>
             <w:tcW w:type="dxa" w:w="1644"/>
             <w:vAlign w:val="center"/>
-            <w:shd w:val="clear" w:color="auto" w:fill="FFFF99"/>
           </w:tcPr>
           <w:p>
             <w:pPr>
@@ -2108,7 +1900,16 @@
                 <w:i w:val="0"/>
                 <w:sz w:val="14"/>
               </w:rPr>
-              <w:t>RÉCRÉATION</w:t>
+              <w:t>Mathématiques – Mesure</w:t>
+            </w:r>
+            <w:r>
+              <w:rPr>
+                <w:rFonts w:ascii="Times New Roman" w:hAnsi="Times New Roman" w:cs="Times New Roman" w:eastAsia="Times New Roman"/>
+                <w:b w:val="0"/>
+                <w:color w:val="999999"/>
+                <w:sz w:val="10"/>
+              </w:rPr>
+              <w:t xml:space="preserve"> 2/2</w:t>
             </w:r>
           </w:p>
         </w:tc>
@@ -2116,7 +1917,6 @@
           <w:tcPr>
             <w:tcW w:type="dxa" w:w="1644"/>
             <w:vAlign w:val="center"/>
-            <w:shd w:val="clear" w:color="auto" w:fill="FFFF99"/>
           </w:tcPr>
           <w:p>
             <w:pPr>
@@ -2130,7 +1930,16 @@
                 <w:i w:val="0"/>
                 <w:sz w:val="14"/>
               </w:rPr>
-              <w:t>RÉCRÉATION</w:t>
+              <w:t>Mathématiques – Géométrie</w:t>
+            </w:r>
+            <w:r>
+              <w:rPr>
+                <w:rFonts w:ascii="Times New Roman" w:hAnsi="Times New Roman" w:cs="Times New Roman" w:eastAsia="Times New Roman"/>
+                <w:b w:val="0"/>
+                <w:color w:val="999999"/>
+                <w:sz w:val="10"/>
+              </w:rPr>
+              <w:t xml:space="preserve"> 2/2</w:t>
             </w:r>
           </w:p>
         </w:tc>
@@ -2138,7 +1947,6 @@
           <w:tcPr>
             <w:tcW w:type="dxa" w:w="1644"/>
             <w:vAlign w:val="center"/>
-            <w:shd w:val="clear" w:color="auto" w:fill="FFFF99"/>
           </w:tcPr>
           <w:p>
             <w:pPr>
@@ -2152,7 +1960,16 @@
                 <w:i w:val="0"/>
                 <w:sz w:val="14"/>
               </w:rPr>
-              <w:t>RÉCRÉATION</w:t>
+              <w:t>Mathématiques – Opération</w:t>
+            </w:r>
+            <w:r>
+              <w:rPr>
+                <w:rFonts w:ascii="Times New Roman" w:hAnsi="Times New Roman" w:cs="Times New Roman" w:eastAsia="Times New Roman"/>
+                <w:b w:val="0"/>
+                <w:color w:val="999999"/>
+                <w:sz w:val="10"/>
+              </w:rPr>
+              <w:t xml:space="preserve"> 3/3</w:t>
             </w:r>
           </w:p>
         </w:tc>
@@ -2180,7 +1997,7 @@
                 <w:i w:val="0"/>
                 <w:sz w:val="14"/>
               </w:rPr>
-              <w:t>FOV</w:t>
+              <w:t>Géographie</w:t>
             </w:r>
           </w:p>
         </w:tc>
@@ -2201,7 +2018,7 @@
                 <w:i w:val="0"/>
                 <w:sz w:val="13"/>
               </w:rPr>
-              <w:t>1h 30 min (90 min) = 30 min × 3</w:t>
+              <w:t>1h (60 min) = 30 min × 2</w:t>
             </w:r>
           </w:p>
         </w:tc>
@@ -2403,7 +2220,7 @@
                 <w:i w:val="0"/>
                 <w:sz w:val="14"/>
               </w:rPr>
-              <w:t>Zavakanto</w:t>
+              <w:t>FOV</w:t>
             </w:r>
           </w:p>
         </w:tc>
@@ -2424,7 +2241,7 @@
                 <w:i w:val="0"/>
                 <w:sz w:val="13"/>
               </w:rPr>
-              <w:t>1h 20 min (80 min) = 20 min × 4 (Arts visuels, Musique, Danse, Arts dramatiques)</w:t>
+              <w:t>1h 30 min (90 min) = 30 min × 3</w:t>
             </w:r>
           </w:p>
         </w:tc>
@@ -2626,7 +2443,7 @@
                 <w:i w:val="0"/>
                 <w:sz w:val="14"/>
               </w:rPr>
-              <w:t>EPS</w:t>
+              <w:t>Zavakanto</w:t>
             </w:r>
           </w:p>
         </w:tc>
@@ -2647,7 +2464,7 @@
                 <w:i w:val="0"/>
                 <w:sz w:val="13"/>
               </w:rPr>
-              <w:t>2h (120 min) = 45 min × 2 + 30 min × 1</w:t>
+              <w:t>1h 20 min (80 min) = 20 min × 4 (Arts visuels, Musique, Danse, Arts dramatiques)</w:t>
             </w:r>
           </w:p>
         </w:tc>
@@ -2849,6 +2666,7 @@
                 <w:i w:val="0"/>
                 <w:sz w:val="14"/>
               </w:rPr>
+              <w:t>EPS</w:t>
             </w:r>
           </w:p>
         </w:tc>
@@ -2869,6 +2687,7 @@
                 <w:i w:val="0"/>
                 <w:sz w:val="13"/>
               </w:rPr>
+              <w:t>2h (120 min) = 45 min × 2 + 30 min × 1</w:t>
             </w:r>
           </w:p>
         </w:tc>
@@ -2878,7 +2697,7 @@
           <w:tcPr>
             <w:tcW w:type="dxa" w:w="1133"/>
             <w:vAlign w:val="center"/>
-            <w:shd w:val="clear" w:color="auto" w:fill="AB7800"/>
+            <w:shd w:val="clear" w:color="auto" w:fill="6DFFE3"/>
           </w:tcPr>
           <w:p>
             <w:pPr>
@@ -3098,6 +2917,181 @@
         <w:tc>
           <w:tcPr>
             <w:tcW w:type="dxa" w:w="1133"/>
+            <w:vAlign w:val="center"/>
+            <w:shd w:val="clear" w:color="auto" w:fill="AB7800"/>
+          </w:tcPr>
+          <w:p>
+            <w:pPr>
+              <w:jc w:val="center"/>
+              <w:spacing w:before="0" w:after="0" w:line="240" w:lineRule="auto"/>
+            </w:pPr>
+            <w:r>
+              <w:rPr>
+                <w:rFonts w:ascii="Times New Roman" w:hAnsi="Times New Roman" w:cs="Times New Roman" w:eastAsia="Times New Roman"/>
+                <w:b/>
+                <w:i w:val="0"/>
+                <w:sz w:val="14"/>
+              </w:rPr>
+            </w:r>
+          </w:p>
+        </w:tc>
+        <w:tc>
+          <w:tcPr>
+            <w:tcW w:type="dxa" w:w="1644"/>
+            <w:vAlign w:val="center"/>
+            <w:shd w:val="clear" w:color="auto" w:fill="FFF0C0"/>
+          </w:tcPr>
+          <w:p>
+            <w:pPr>
+              <w:jc w:val="center"/>
+              <w:spacing w:before="0" w:after="0" w:line="240" w:lineRule="auto"/>
+            </w:pPr>
+            <w:r>
+              <w:rPr>
+                <w:rFonts w:ascii="Times New Roman" w:hAnsi="Times New Roman" w:cs="Times New Roman" w:eastAsia="Times New Roman"/>
+                <w:b w:val="0"/>
+                <w:i w:val="0"/>
+                <w:sz w:val="14"/>
+              </w:rPr>
+            </w:r>
+          </w:p>
+        </w:tc>
+        <w:tc>
+          <w:tcPr>
+            <w:tcW w:type="dxa" w:w="1644"/>
+            <w:vAlign w:val="center"/>
+            <w:shd w:val="clear" w:color="auto" w:fill="FFF0C0"/>
+          </w:tcPr>
+          <w:p>
+            <w:pPr>
+              <w:jc w:val="center"/>
+              <w:spacing w:before="0" w:after="0" w:line="240" w:lineRule="auto"/>
+            </w:pPr>
+            <w:r>
+              <w:rPr>
+                <w:rFonts w:ascii="Times New Roman" w:hAnsi="Times New Roman" w:cs="Times New Roman" w:eastAsia="Times New Roman"/>
+                <w:b w:val="0"/>
+                <w:i w:val="0"/>
+                <w:sz w:val="14"/>
+              </w:rPr>
+            </w:r>
+          </w:p>
+        </w:tc>
+        <w:tc>
+          <w:tcPr>
+            <w:tcW w:type="dxa" w:w="1644"/>
+            <w:vAlign w:val="center"/>
+            <w:shd w:val="clear" w:color="auto" w:fill="FFF0C0"/>
+          </w:tcPr>
+          <w:p>
+            <w:pPr>
+              <w:jc w:val="center"/>
+              <w:spacing w:before="0" w:after="0" w:line="240" w:lineRule="auto"/>
+            </w:pPr>
+            <w:r>
+              <w:rPr>
+                <w:rFonts w:ascii="Times New Roman" w:hAnsi="Times New Roman" w:cs="Times New Roman" w:eastAsia="Times New Roman"/>
+                <w:b w:val="0"/>
+                <w:i w:val="0"/>
+                <w:sz w:val="14"/>
+              </w:rPr>
+            </w:r>
+          </w:p>
+        </w:tc>
+        <w:tc>
+          <w:tcPr>
+            <w:tcW w:type="dxa" w:w="1644"/>
+            <w:vAlign w:val="center"/>
+            <w:shd w:val="clear" w:color="auto" w:fill="FFF0C0"/>
+          </w:tcPr>
+          <w:p>
+            <w:pPr>
+              <w:jc w:val="center"/>
+              <w:spacing w:before="0" w:after="0" w:line="240" w:lineRule="auto"/>
+            </w:pPr>
+            <w:r>
+              <w:rPr>
+                <w:rFonts w:ascii="Times New Roman" w:hAnsi="Times New Roman" w:cs="Times New Roman" w:eastAsia="Times New Roman"/>
+                <w:b w:val="0"/>
+                <w:i w:val="0"/>
+                <w:sz w:val="14"/>
+              </w:rPr>
+            </w:r>
+          </w:p>
+        </w:tc>
+        <w:tc>
+          <w:tcPr>
+            <w:tcW w:type="dxa" w:w="1644"/>
+            <w:vAlign w:val="center"/>
+            <w:shd w:val="clear" w:color="auto" w:fill="FFF0C0"/>
+          </w:tcPr>
+          <w:p>
+            <w:pPr>
+              <w:jc w:val="center"/>
+              <w:spacing w:before="0" w:after="0" w:line="240" w:lineRule="auto"/>
+            </w:pPr>
+            <w:r>
+              <w:rPr>
+                <w:rFonts w:ascii="Times New Roman" w:hAnsi="Times New Roman" w:cs="Times New Roman" w:eastAsia="Times New Roman"/>
+                <w:b w:val="0"/>
+                <w:i w:val="0"/>
+                <w:sz w:val="14"/>
+              </w:rPr>
+            </w:r>
+          </w:p>
+        </w:tc>
+        <w:tc>
+          <w:tcPr>
+            <w:tcW w:type="dxa" w:w="113"/>
+            <w:shd w:val="clear" w:color="auto" w:fill="FFFFFF"/>
+          </w:tcPr>
+          <w:p/>
+        </w:tc>
+        <w:tc>
+          <w:tcPr>
+            <w:tcW w:type="dxa" w:w="1190"/>
+            <w:vAlign w:val="center"/>
+          </w:tcPr>
+          <w:p>
+            <w:pPr>
+              <w:jc w:val="left"/>
+              <w:spacing w:before="0" w:after="0" w:line="240" w:lineRule="auto"/>
+            </w:pPr>
+            <w:r>
+              <w:rPr>
+                <w:rFonts w:ascii="Times New Roman" w:hAnsi="Times New Roman" w:cs="Times New Roman" w:eastAsia="Times New Roman"/>
+                <w:b w:val="0"/>
+                <w:i w:val="0"/>
+                <w:sz w:val="14"/>
+              </w:rPr>
+            </w:r>
+          </w:p>
+        </w:tc>
+        <w:tc>
+          <w:tcPr>
+            <w:tcW w:type="dxa" w:w="3344"/>
+            <w:vAlign w:val="center"/>
+          </w:tcPr>
+          <w:p>
+            <w:pPr>
+              <w:jc w:val="left"/>
+              <w:spacing w:before="0" w:after="0" w:line="240" w:lineRule="auto"/>
+            </w:pPr>
+            <w:r>
+              <w:rPr>
+                <w:rFonts w:ascii="Times New Roman" w:hAnsi="Times New Roman" w:cs="Times New Roman" w:eastAsia="Times New Roman"/>
+                <w:b w:val="0"/>
+                <w:i w:val="0"/>
+                <w:sz w:val="13"/>
+              </w:rPr>
+            </w:r>
+          </w:p>
+        </w:tc>
+      </w:tr>
+      <w:tr>
+        <w:tc>
+          <w:tcPr>
+            <w:tcW w:type="dxa" w:w="1133"/>
             <w:shd w:val="clear" w:color="auto" w:fill="FFFFFF"/>
           </w:tcPr>
           <w:p/>
@@ -3182,7 +3176,7 @@
                 <w:i w:val="0"/>
                 <w:sz w:val="13"/>
               </w:rPr>
-              <w:t>1h 40 min (100 min) = 10 min × 2 × 5</w:t>
+              <w:t>1h 40 min (100 min) = 20 min × 5</w:t>
             </w:r>
           </w:p>
         </w:tc>
